--- a/reports/paper2_supplementary.docx
+++ b/reports/paper2_supplementary.docx
@@ -2812,11 +2812,10 @@
         <w:tblLook w:firstRow="1" w:lastRow="0" w:firstColumn="0" w:lastColumn="0" w:noHBand="0" w:noVBand="0" w:val="0020"/>
       </w:tblPr>
       <w:tblGrid>
-        <w:gridCol w:w="1584"/>
-        <w:gridCol w:w="1584"/>
-        <w:gridCol w:w="1584"/>
-        <w:gridCol w:w="1584"/>
-        <w:gridCol w:w="1584"/>
+        <w:gridCol w:w="1980"/>
+        <w:gridCol w:w="1980"/>
+        <w:gridCol w:w="1980"/>
+        <w:gridCol w:w="1980"/>
       </w:tblGrid>
       <w:tr>
         <w:trPr>
@@ -2862,17 +2861,6 @@
               <w:pStyle w:val="Compact"/>
             </w:pPr>
             <w:r>
-              <w:t xml:space="preserve">95% CI</w:t>
-            </w:r>
-          </w:p>
-        </w:tc>
-        <w:tc>
-          <w:tcPr/>
-          <w:p>
-            <w:pPr>
-              <w:pStyle w:val="Compact"/>
-            </w:pPr>
-            <w:r>
               <w:t xml:space="preserve">p</w:t>
             </w:r>
           </w:p>
@@ -2897,40 +2885,29 @@
               <w:pStyle w:val="Compact"/>
             </w:pPr>
             <w:r>
-              <w:t xml:space="preserve">183</w:t>
-            </w:r>
-          </w:p>
-        </w:tc>
-        <w:tc>
-          <w:tcPr/>
-          <w:p>
-            <w:pPr>
-              <w:pStyle w:val="Compact"/>
-            </w:pPr>
-            <w:r>
-              <w:t xml:space="preserve">+0.323</w:t>
-            </w:r>
-          </w:p>
-        </w:tc>
-        <w:tc>
-          <w:tcPr/>
-          <w:p>
-            <w:pPr>
-              <w:pStyle w:val="Compact"/>
-            </w:pPr>
-            <w:r>
-              <w:t xml:space="preserve">[-0.296, +0.942]</w:t>
-            </w:r>
-          </w:p>
-        </w:tc>
-        <w:tc>
-          <w:tcPr/>
-          <w:p>
-            <w:pPr>
-              <w:pStyle w:val="Compact"/>
-            </w:pPr>
-            <w:r>
-              <w:t xml:space="preserve">0.305</w:t>
+              <w:t xml:space="preserve">187</w:t>
+            </w:r>
+          </w:p>
+        </w:tc>
+        <w:tc>
+          <w:tcPr/>
+          <w:p>
+            <w:pPr>
+              <w:pStyle w:val="Compact"/>
+            </w:pPr>
+            <w:r>
+              <w:t xml:space="preserve">+0.831</w:t>
+            </w:r>
+          </w:p>
+        </w:tc>
+        <w:tc>
+          <w:tcPr/>
+          <w:p>
+            <w:pPr>
+              <w:pStyle w:val="Compact"/>
+            </w:pPr>
+            <w:r>
+              <w:t xml:space="preserve">0.006</w:t>
             </w:r>
           </w:p>
         </w:tc>
@@ -2954,40 +2931,29 @@
               <w:pStyle w:val="Compact"/>
             </w:pPr>
             <w:r>
-              <w:t xml:space="preserve">220</w:t>
-            </w:r>
-          </w:p>
-        </w:tc>
-        <w:tc>
-          <w:tcPr/>
-          <w:p>
-            <w:pPr>
-              <w:pStyle w:val="Compact"/>
-            </w:pPr>
-            <w:r>
-              <w:t xml:space="preserve">+0.304</w:t>
-            </w:r>
-          </w:p>
-        </w:tc>
-        <w:tc>
-          <w:tcPr/>
-          <w:p>
-            <w:pPr>
-              <w:pStyle w:val="Compact"/>
-            </w:pPr>
-            <w:r>
-              <w:t xml:space="preserve">[-0.263, +0.872]</w:t>
-            </w:r>
-          </w:p>
-        </w:tc>
-        <w:tc>
-          <w:tcPr/>
-          <w:p>
-            <w:pPr>
-              <w:pStyle w:val="Compact"/>
-            </w:pPr>
-            <w:r>
-              <w:t xml:space="preserve">0.292</w:t>
+              <w:t xml:space="preserve">224</w:t>
+            </w:r>
+          </w:p>
+        </w:tc>
+        <w:tc>
+          <w:tcPr/>
+          <w:p>
+            <w:pPr>
+              <w:pStyle w:val="Compact"/>
+            </w:pPr>
+            <w:r>
+              <w:t xml:space="preserve">+0.733</w:t>
+            </w:r>
+          </w:p>
+        </w:tc>
+        <w:tc>
+          <w:tcPr/>
+          <w:p>
+            <w:pPr>
+              <w:pStyle w:val="Compact"/>
+            </w:pPr>
+            <w:r>
+              <w:t xml:space="preserve">0.009</w:t>
             </w:r>
           </w:p>
         </w:tc>
@@ -3011,40 +2977,29 @@
               <w:pStyle w:val="Compact"/>
             </w:pPr>
             <w:r>
-              <w:t xml:space="preserve">256</w:t>
-            </w:r>
-          </w:p>
-        </w:tc>
-        <w:tc>
-          <w:tcPr/>
-          <w:p>
-            <w:pPr>
-              <w:pStyle w:val="Compact"/>
-            </w:pPr>
-            <w:r>
-              <w:t xml:space="preserve">+0.494</w:t>
-            </w:r>
-          </w:p>
-        </w:tc>
-        <w:tc>
-          <w:tcPr/>
-          <w:p>
-            <w:pPr>
-              <w:pStyle w:val="Compact"/>
-            </w:pPr>
-            <w:r>
-              <w:t xml:space="preserve">[-0.028, +1.016]</w:t>
-            </w:r>
-          </w:p>
-        </w:tc>
-        <w:tc>
-          <w:tcPr/>
-          <w:p>
-            <w:pPr>
-              <w:pStyle w:val="Compact"/>
-            </w:pPr>
-            <w:r>
-              <w:t xml:space="preserve">0.063</w:t>
+              <w:t xml:space="preserve">261</w:t>
+            </w:r>
+          </w:p>
+        </w:tc>
+        <w:tc>
+          <w:tcPr/>
+          <w:p>
+            <w:pPr>
+              <w:pStyle w:val="Compact"/>
+            </w:pPr>
+            <w:r>
+              <w:t xml:space="preserve">+0.811</w:t>
+            </w:r>
+          </w:p>
+        </w:tc>
+        <w:tc>
+          <w:tcPr/>
+          <w:p>
+            <w:pPr>
+              <w:pStyle w:val="Compact"/>
+            </w:pPr>
+            <w:r>
+              <w:t xml:space="preserve">0.001</w:t>
             </w:r>
           </w:p>
         </w:tc>
@@ -3068,40 +3023,29 @@
               <w:pStyle w:val="Compact"/>
             </w:pPr>
             <w:r>
-              <w:t xml:space="preserve">293</w:t>
-            </w:r>
-          </w:p>
-        </w:tc>
-        <w:tc>
-          <w:tcPr/>
-          <w:p>
-            <w:pPr>
-              <w:pStyle w:val="Compact"/>
-            </w:pPr>
-            <w:r>
-              <w:t xml:space="preserve">+0.660</w:t>
-            </w:r>
-          </w:p>
-        </w:tc>
-        <w:tc>
-          <w:tcPr/>
-          <w:p>
-            <w:pPr>
-              <w:pStyle w:val="Compact"/>
-            </w:pPr>
-            <w:r>
-              <w:t xml:space="preserve">[+0.158, +1.162]</w:t>
-            </w:r>
-          </w:p>
-        </w:tc>
-        <w:tc>
-          <w:tcPr/>
-          <w:p>
-            <w:pPr>
-              <w:pStyle w:val="Compact"/>
-            </w:pPr>
-            <w:r>
-              <w:t xml:space="preserve">0.010</w:t>
+              <w:t xml:space="preserve">299</w:t>
+            </w:r>
+          </w:p>
+        </w:tc>
+        <w:tc>
+          <w:tcPr/>
+          <w:p>
+            <w:pPr>
+              <w:pStyle w:val="Compact"/>
+            </w:pPr>
+            <w:r>
+              <w:t xml:space="preserve">+0.881</w:t>
+            </w:r>
+          </w:p>
+        </w:tc>
+        <w:tc>
+          <w:tcPr/>
+          <w:p>
+            <w:pPr>
+              <w:pStyle w:val="Compact"/>
+            </w:pPr>
+            <w:r>
+              <w:t xml:space="preserve">&lt;0.001</w:t>
             </w:r>
           </w:p>
         </w:tc>
@@ -3125,40 +3069,29 @@
               <w:pStyle w:val="Compact"/>
             </w:pPr>
             <w:r>
-              <w:t xml:space="preserve">330</w:t>
-            </w:r>
-          </w:p>
-        </w:tc>
-        <w:tc>
-          <w:tcPr/>
-          <w:p>
-            <w:pPr>
-              <w:pStyle w:val="Compact"/>
-            </w:pPr>
-            <w:r>
-              <w:t xml:space="preserve">+0.614</w:t>
-            </w:r>
-          </w:p>
-        </w:tc>
-        <w:tc>
-          <w:tcPr/>
-          <w:p>
-            <w:pPr>
-              <w:pStyle w:val="Compact"/>
-            </w:pPr>
-            <w:r>
-              <w:t xml:space="preserve">[+0.133, +1.096]</w:t>
-            </w:r>
-          </w:p>
-        </w:tc>
-        <w:tc>
-          <w:tcPr/>
-          <w:p>
-            <w:pPr>
-              <w:pStyle w:val="Compact"/>
-            </w:pPr>
-            <w:r>
-              <w:t xml:space="preserve">0.013</w:t>
+              <w:t xml:space="preserve">336</w:t>
+            </w:r>
+          </w:p>
+        </w:tc>
+        <w:tc>
+          <w:tcPr/>
+          <w:p>
+            <w:pPr>
+              <w:pStyle w:val="Compact"/>
+            </w:pPr>
+            <w:r>
+              <w:t xml:space="preserve">+0.732</w:t>
+            </w:r>
+          </w:p>
+        </w:tc>
+        <w:tc>
+          <w:tcPr/>
+          <w:p>
+            <w:pPr>
+              <w:pStyle w:val="Compact"/>
+            </w:pPr>
+            <w:r>
+              <w:t xml:space="preserve">0.001</w:t>
             </w:r>
           </w:p>
         </w:tc>
@@ -3182,40 +3115,29 @@
               <w:pStyle w:val="Compact"/>
             </w:pPr>
             <w:r>
-              <w:t xml:space="preserve">367</w:t>
-            </w:r>
-          </w:p>
-        </w:tc>
-        <w:tc>
-          <w:tcPr/>
-          <w:p>
-            <w:pPr>
-              <w:pStyle w:val="Compact"/>
-            </w:pPr>
-            <w:r>
-              <w:t xml:space="preserve">+0.730</w:t>
-            </w:r>
-          </w:p>
-        </w:tc>
-        <w:tc>
-          <w:tcPr/>
-          <w:p>
-            <w:pPr>
-              <w:pStyle w:val="Compact"/>
-            </w:pPr>
-            <w:r>
-              <w:t xml:space="preserve">[+0.267, +1.192]</w:t>
-            </w:r>
-          </w:p>
-        </w:tc>
-        <w:tc>
-          <w:tcPr/>
-          <w:p>
-            <w:pPr>
-              <w:pStyle w:val="Compact"/>
-            </w:pPr>
-            <w:r>
-              <w:t xml:space="preserve">0.002</w:t>
+              <w:t xml:space="preserve">374</w:t>
+            </w:r>
+          </w:p>
+        </w:tc>
+        <w:tc>
+          <w:tcPr/>
+          <w:p>
+            <w:pPr>
+              <w:pStyle w:val="Compact"/>
+            </w:pPr>
+            <w:r>
+              <w:t xml:space="preserve">+0.905</w:t>
+            </w:r>
+          </w:p>
+        </w:tc>
+        <w:tc>
+          <w:tcPr/>
+          <w:p>
+            <w:pPr>
+              <w:pStyle w:val="Compact"/>
+            </w:pPr>
+            <w:r>
+              <w:t xml:space="preserve">&lt;0.001</w:t>
             </w:r>
           </w:p>
         </w:tc>
@@ -3226,7 +3148,7 @@
         <w:pStyle w:val="BodyText"/>
       </w:pPr>
       <w:r>
-        <w:t xml:space="preserve">The coefficient reaches significance at 80% of the corpus (n=293) and strengthens progressively. The higher sample requirement reflects the additional Pasal 3 parameter in Model 3.</w:t>
+        <w:t xml:space="preserve">The coefficient is significant at every tested subsample size, from 50% (n=187, p=0.006) through 100% (n=374, p&lt;0.001), and does not systematically strengthen or weaken with corpus size.</w:t>
       </w:r>
     </w:p>
     <w:bookmarkEnd w:id="14"/>
